--- a/fixtures/federal/federal-resume-a4.docx
+++ b/fixtures/federal/federal-resume-a4.docx
@@ -168,7 +168,7 @@
         <w:rPr>
           <w:rtl w:val="0"/>
         </w:rPr>
-        <w:t xml:space="preserve">Program analyst with eight years in public and nonprofit programs, most recently managing performance data and grant reporting for a county human services department with a $96 million budget. Applying for Management and Program Analyst positions at the GS-11 or GS-12 level.</w:t>
+        <w:t xml:space="preserve">Program analyst with ten years in public and nonprofit programs, most recently managing performance data and grant reporting for a county human services department with a $96 million budget. Applying for Management and Program Analyst positions at the GS-11 or GS-12 level.</w:t>
       </w:r>
     </w:p>
     <w:p>
